--- a/docs/verizon/Vantage-Why-Dimensions-Not-Clicks-v1.3.docx
+++ b/docs/verizon/Vantage-Why-Dimensions-Not-Clicks-v1.3.docx
@@ -547,7 +547,7 @@
         <w:pStyle w:val="Heading2"/>
         <w:spacing w:after="160" w:before="320"/>
       </w:pPr>
-      <w:bookmarkStart w:name="sec2" w:id="1"/>
+      <w:bookmarkStart w:name="sec2" w:id="2"/>
       <w:r>
         <w:rPr>
           <w:rFonts w:ascii="Calibri" w:cs="Calibri" w:eastAsia="Calibri" w:hAnsi="Calibri"/>
@@ -559,7 +559,7 @@
         </w:rPr>
         <w:t xml:space="preserve">2. How is a product chosen?</w:t>
       </w:r>
-      <w:bookmarkEnd w:id="1"/>
+      <w:bookmarkEnd w:id="2"/>
     </w:p>
     <w:p>
       <w:pPr>
@@ -580,7 +580,7 @@
         <w:pStyle w:val="Heading2"/>
         <w:spacing w:after="160" w:before="320"/>
       </w:pPr>
-      <w:bookmarkStart w:name="sec3" w:id="1"/>
+      <w:bookmarkStart w:name="sec3" w:id="3"/>
       <w:r>
         <w:rPr>
           <w:rFonts w:ascii="Calibri" w:cs="Calibri" w:eastAsia="Calibri" w:hAnsi="Calibri"/>
@@ -592,7 +592,7 @@
         </w:rPr>
         <w:t xml:space="preserve">3. What happens when nothing has happened yet?</w:t>
       </w:r>
-      <w:bookmarkEnd w:id="1"/>
+      <w:bookmarkEnd w:id="3"/>
     </w:p>
     <w:p>
       <w:pPr>
@@ -613,7 +613,7 @@
         <w:pStyle w:val="Heading2"/>
         <w:spacing w:after="160" w:before="320"/>
       </w:pPr>
-      <w:bookmarkStart w:name="sec4" w:id="1"/>
+      <w:bookmarkStart w:name="sec4" w:id="4"/>
       <w:r>
         <w:rPr>
           <w:rFonts w:ascii="Calibri" w:cs="Calibri" w:eastAsia="Calibri" w:hAnsi="Calibri"/>
@@ -625,7 +625,7 @@
         </w:rPr>
         <w:t xml:space="preserve">4. What happens over time?</w:t>
       </w:r>
-      <w:bookmarkEnd w:id="1"/>
+      <w:bookmarkEnd w:id="4"/>
     </w:p>
     <w:p>
       <w:pPr>
@@ -646,7 +646,7 @@
         <w:pStyle w:val="Heading2"/>
         <w:spacing w:after="160" w:before="320"/>
       </w:pPr>
-      <w:bookmarkStart w:name="sec5" w:id="1"/>
+      <w:bookmarkStart w:name="sec5" w:id="5"/>
       <w:r>
         <w:rPr>
           <w:rFonts w:ascii="Calibri" w:cs="Calibri" w:eastAsia="Calibri" w:hAnsi="Calibri"/>
@@ -658,7 +658,7 @@
         </w:rPr>
         <w:t xml:space="preserve">5. How do you know why?</w:t>
       </w:r>
-      <w:bookmarkEnd w:id="1"/>
+      <w:bookmarkEnd w:id="5"/>
     </w:p>
     <w:p>
       <w:pPr>
@@ -698,7 +698,7 @@
         </w:rPr>
         <w:t xml:space="preserve"> Attributes in the registry's published vocabulary (brand: apple, samsung, google, motorola), so a candidate and an event land on the same coordinates. Events from the site that carry the product id, and nothing set per product. Formulas in full: the technical note, "How the Vantage signal system works". Constants on sliders: </w:t>
       </w:r>
-      <w:hyperlink w:history="1" r:id="rIdies6yqxx40yk3kkfwnzfd">
+      <w:hyperlink w:history="1" r:id="rId6dxl2shcrezzh_pbapsgn">
         <w:r>
           <w:rPr>
             <w:rFonts w:ascii="Calibri" w:cs="Calibri" w:eastAsia="Calibri" w:hAnsi="Calibri"/>
